--- a/CLASES/2. INTRODUCCION_NLM/PROMPT_ESTILO_VISUAL_SOBRIO_NLM.docx
+++ b/CLASES/2. INTRODUCCION_NLM/PROMPT_ESTILO_VISUAL_SOBRIO_NLM.docx
@@ -13,7 +13,7 @@
           <w:color w:val="4F46E5"/>
           <w:sz w:val="22"/>
         </w:rPr>
-        <w:t>DIRECCIÓN DE ARTE PARA PRESENTACIONES NOTEBOOKLM</w:t>
+        <w:t>DIRECCIÓN DE ARTE PARA PRESENTACIÓN DE NOTEBOOKLM</w:t>
       </w:r>
     </w:p>
     <w:p>
@@ -27,7 +27,7 @@
           <w:color w:val="1A0A2E"/>
           <w:sz w:val="30"/>
         </w:rPr>
-        <w:t>PROMPT DE ESTILO VISUAL: SOBRIO, ELEGANTE Y REALISTA</w:t>
+        <w:t>PROMPT DE ESTILO VISUAL: PANTALLA REAL Y PANEL STUDIO</w:t>
       </w:r>
     </w:p>
     <w:p>
@@ -41,7 +41,7 @@
           <w:color w:val="475569"/>
           <w:sz w:val="20"/>
         </w:rPr>
-        <w:t>📋 Copia este texto y pégalo en la orden de generación de la presentación de NotebookLM.</w:t>
+        <w:t>📋 Copia este texto y pégalo en la orden de generación de la presentación de NotebookLM para que use la pantalla real y elimine el estilo de cuento de hadas.</w:t>
       </w:r>
     </w:p>
     <w:tbl>
@@ -76,7 +76,7 @@
                 <w:color w:val="1E293B"/>
                 <w:sz w:val="19"/>
               </w:rPr>
-              <w:t>PROMPT DE ESTILO VISUAL Y DIRECCIÓN DE ARTE PARA PRESENTACIONES</w:t>
+              <w:t>PROMPT DE DIRECCIÓN DE ARTE PARA PRESENTACIÓN DE NOTEBOOKLM</w:t>
             </w:r>
           </w:p>
           <w:p>
@@ -89,7 +89,7 @@
                 <w:color w:val="1E293B"/>
                 <w:sz w:val="19"/>
               </w:rPr>
-              <w:t>Instrucción: Copia este texto y pégalo en la ventana de personalización o prompt de generación de presentación en NotebookLM.</w:t>
+              <w:t>Instrucción: Pega este texto en el campo de instrucciones o prompt de generación de la presentación en NotebookLM.</w:t>
             </w:r>
           </w:p>
           <w:p>
@@ -125,7 +125,7 @@
                 <w:color w:val="1E293B"/>
                 <w:sz w:val="19"/>
               </w:rPr>
-              <w:t>Transforma el contenido de la fuente adjunta en una presentación visual de 12 diapositivas con el siguiente estándar estético profesional:</w:t>
+              <w:t>Transforma la fuente adjunta en una presentación visual de 12 diapositivas técnicas y pedagógicas basadas DIRECTAMENTE EN LA PANTALLA REAL DE NOTEBOOKLM:</w:t>
             </w:r>
           </w:p>
           <w:p>
@@ -143,7 +143,7 @@
                 <w:color w:val="1E293B"/>
                 <w:sz w:val="19"/>
               </w:rPr>
-              <w:t>1. ATMÓSFERA GENERAL:</w:t>
+              <w:t>1. ATMÓSFERA Y ENFOQUE REALISTA (CRUCIAL):</w:t>
             </w:r>
           </w:p>
           <w:p>
@@ -156,7 +156,7 @@
                 <w:color w:val="334155"/>
                 <w:sz w:val="19"/>
               </w:rPr>
-              <w:t xml:space="preserve">   - Estilo: Sobrio, elegante, fotorrealista y de tecnología moderna (estilo Keynote de presentación oficial de Google / Apple).</w:t>
+              <w:t xml:space="preserve">   - Estilo: Guía visual oficial de software (estilo manual técnico interactivo de Google Workspace).</w:t>
             </w:r>
           </w:p>
           <w:p>
@@ -169,7 +169,20 @@
                 <w:color w:val="334155"/>
                 <w:sz w:val="19"/>
               </w:rPr>
-              <w:t xml:space="preserve">   - Tono: Profesional, pedagógico y muy limpio.</w:t>
+              <w:t xml:space="preserve">   - Fondo: Pantalla real de la aplicación (gris grafito moderno #1E1F20 o pizarra tecnológica oscura #131314).</w:t>
+            </w:r>
+          </w:p>
+          <w:p>
+            <w:pPr>
+              <w:spacing w:line="276" w:lineRule="auto" w:after="40"/>
+            </w:pPr>
+            <w:r>
+              <w:rPr>
+                <w:rFonts w:ascii="Consolas" w:hAnsi="Consolas"/>
+                <w:color w:val="334155"/>
+                <w:sz w:val="19"/>
+              </w:rPr>
+              <w:t xml:space="preserve">   - Interfaz gráfica: Muestra la pantalla real con sus 3 columnas: FUENTES (izquierda), CHAT Y CAMPO PROMPT (centro) y PANEL STUDIO (derecha).</w:t>
             </w:r>
           </w:p>
           <w:p>
@@ -187,7 +200,7 @@
                 <w:color w:val="1E293B"/>
                 <w:sz w:val="19"/>
               </w:rPr>
-              <w:t>2. PALETA DE COLOR:</w:t>
+              <w:t>2. ELEMENTOS VISUALES PRIORITARIOS:</w:t>
             </w:r>
           </w:p>
           <w:p>
@@ -200,7 +213,7 @@
                 <w:color w:val="334155"/>
                 <w:sz w:val="19"/>
               </w:rPr>
-              <w:t xml:space="preserve">   - Fondos: Modo oscuro mate elegante (Gris grafito profundo #131314 o azul noche sobrio #0B0F19).</w:t>
+              <w:t xml:space="preserve">   - Debe verse claramente la caja del CAMPO PROMPT ("Empieza a escribir...") con llamadas indicativas.</w:t>
             </w:r>
           </w:p>
           <w:p>
@@ -213,7 +226,7 @@
                 <w:color w:val="334155"/>
                 <w:sz w:val="19"/>
               </w:rPr>
-              <w:t xml:space="preserve">   - Textos: Blanco puro nítido (#F8FAFC) para títulos principales y gris perla (#CBD5E1) para explicaciones secundarias.</w:t>
+              <w:t xml:space="preserve">   - Debe verse el PANEL STUDIO a la derecha con el reproductor de Audio Overview (ondas de sonido, botón Play y duración) y las tarjetas de Guía del cuaderno.</w:t>
             </w:r>
           </w:p>
           <w:p>
@@ -226,7 +239,20 @@
                 <w:color w:val="334155"/>
                 <w:sz w:val="19"/>
               </w:rPr>
-              <w:t xml:space="preserve">   - Acentos: Azul tecnología Google (#4285F4) en botones y detalles destacados.</w:t>
+              <w:t xml:space="preserve">   - Debe verse el botón "+ Añadir fuentes" y los iconos reales de PDF, YouTube y Texto.</w:t>
+            </w:r>
+          </w:p>
+          <w:p>
+            <w:pPr>
+              <w:spacing w:line="276" w:lineRule="auto" w:after="40"/>
+            </w:pPr>
+            <w:r>
+              <w:rPr>
+                <w:rFonts w:ascii="Consolas" w:hAnsi="Consolas"/>
+                <w:color w:val="334155"/>
+                <w:sz w:val="19"/>
+              </w:rPr>
+              <w:t xml:space="preserve">   - Resalta los botones con recuadros limpios de color azul Google (#4285F4) y flechas sutiles.</w:t>
             </w:r>
           </w:p>
           <w:p>
@@ -244,7 +270,7 @@
                 <w:color w:val="1E293B"/>
                 <w:sz w:val="19"/>
               </w:rPr>
-              <w:t>3. TRATAMIENTO VISUAL DE CADA DIAPOSITIVA:</w:t>
+              <w:t>3. PROHIBICIONES TOTALES:</w:t>
             </w:r>
           </w:p>
           <w:p>
@@ -257,7 +283,7 @@
                 <w:color w:val="334155"/>
                 <w:sz w:val="19"/>
               </w:rPr>
-              <w:t xml:space="preserve">   - Representación realista de interfaces digitales limpias (pantallas de ordenador y móvil reales).</w:t>
+              <w:t xml:space="preserve">   - PROHIBIDO el estilo cuento de hadas, fantasía, acuarela, cómics o dibujos infantiles.</w:t>
             </w:r>
           </w:p>
           <w:p>
@@ -270,7 +296,7 @@
                 <w:color w:val="334155"/>
                 <w:sz w:val="19"/>
               </w:rPr>
-              <w:t xml:space="preserve">   - Si aparecen personas, deben ser fotografías fotorrealistas de adultos normales en entornos luminosos y modernos de hogar o estudio.</w:t>
+              <w:t xml:space="preserve">   - PROHIBIDO fondos naranjas, pasteles cálidos o colores chillones.</w:t>
             </w:r>
           </w:p>
           <w:p>
@@ -283,77 +309,7 @@
                 <w:color w:val="334155"/>
                 <w:sz w:val="19"/>
               </w:rPr>
-              <w:t xml:space="preserve">   - Destacar los botones y zonas con recuadros nítidos y flechas de diseño sutil.</w:t>
-            </w:r>
-          </w:p>
-          <w:p>
-            <w:pPr>
-              <w:spacing w:before="40" w:after="40"/>
-            </w:pPr>
-          </w:p>
-          <w:p>
-            <w:pPr>
-              <w:spacing w:line="276" w:lineRule="auto" w:after="40"/>
-            </w:pPr>
-            <w:r>
-              <w:rPr>
-                <w:rFonts w:ascii="Consolas" w:hAnsi="Consolas"/>
-                <w:color w:val="1E293B"/>
-                <w:sz w:val="19"/>
-              </w:rPr>
-              <w:t>4. PROHIBICIONES TERMINANTES (CRUCIAL):</w:t>
-            </w:r>
-          </w:p>
-          <w:p>
-            <w:pPr>
-              <w:spacing w:line="276" w:lineRule="auto" w:after="40"/>
-            </w:pPr>
-            <w:r>
-              <w:rPr>
-                <w:rFonts w:ascii="Consolas" w:hAnsi="Consolas"/>
-                <w:color w:val="334155"/>
-                <w:sz w:val="19"/>
-              </w:rPr>
-              <w:t xml:space="preserve">   - PROHIBIDO el estilo cuento de hadas, acuarela, dibujo animado, cómic o ilustraciones infantiles.</w:t>
-            </w:r>
-          </w:p>
-          <w:p>
-            <w:pPr>
-              <w:spacing w:line="276" w:lineRule="auto" w:after="40"/>
-            </w:pPr>
-            <w:r>
-              <w:rPr>
-                <w:rFonts w:ascii="Consolas" w:hAnsi="Consolas"/>
-                <w:color w:val="334155"/>
-                <w:sz w:val="19"/>
-              </w:rPr>
-              <w:t xml:space="preserve">   - PROHIBIDO fondos de colores cálidos estridentes (naranjas chillones, amarillos saturados o tonos pastel de fantasía).</w:t>
-            </w:r>
-          </w:p>
-          <w:p>
-            <w:pPr>
-              <w:spacing w:line="276" w:lineRule="auto" w:after="40"/>
-            </w:pPr>
-            <w:r>
-              <w:rPr>
-                <w:rFonts w:ascii="Consolas" w:hAnsi="Consolas"/>
-                <w:color w:val="334155"/>
-                <w:sz w:val="19"/>
-              </w:rPr>
-              <w:t xml:space="preserve">   - PROHIBIDO interfaces de WhatsApp o elementos que no pertenezcan a la pantalla real de Google.</w:t>
-            </w:r>
-          </w:p>
-          <w:p>
-            <w:pPr>
-              <w:spacing w:line="276" w:lineRule="auto" w:after="40"/>
-            </w:pPr>
-            <w:r>
-              <w:rPr>
-                <w:rFonts w:ascii="Consolas" w:hAnsi="Consolas"/>
-                <w:color w:val="334155"/>
-                <w:sz w:val="19"/>
-              </w:rPr>
-              <w:t xml:space="preserve">   - Cero robots de juguete, circuitos futuristas o elementos mágicos.</w:t>
+              <w:t xml:space="preserve">   - PROHIBIDO metáforas abstractas irreales. Todo debe representar la interfaz de ordenador real que el alumno ve en su navegador.</w:t>
             </w:r>
           </w:p>
         </w:tc>
